--- a/Adatbázis/adatbázis.docx
+++ b/Adatbázis/adatbázis.docx
@@ -1,6 +1,6 @@
 
 <file path=word/document.xml><?xml version="1.0" encoding="utf-8"?>
-<w:document xmlns:wpc="http://schemas.microsoft.com/office/word/2010/wordprocessingCanvas" xmlns:cx="http://schemas.microsoft.com/office/drawing/2014/chartex" xmlns:cx1="http://schemas.microsoft.com/office/drawing/2015/9/8/chartex" xmlns:cx2="http://schemas.microsoft.com/office/drawing/2015/10/21/chartex" xmlns:cx3="http://schemas.microsoft.com/office/drawing/2016/5/9/chartex" xmlns:cx4="http://schemas.microsoft.com/office/drawing/2016/5/10/chartex" xmlns:cx5="http://schemas.microsoft.com/office/drawing/2016/5/11/chartex" xmlns:cx6="http://schemas.microsoft.com/office/drawing/2016/5/12/chartex" xmlns:cx7="http://schemas.microsoft.com/office/drawing/2016/5/13/chartex" xmlns:cx8="http://schemas.microsoft.com/office/drawing/2016/5/14/chartex" xmlns:mc="http://schemas.openxmlformats.org/markup-compatibility/2006" xmlns:aink="http://schemas.microsoft.com/office/drawing/2016/ink" xmlns:am3d="http://schemas.microsoft.com/office/drawing/2017/model3d" xmlns:o="urn:schemas-microsoft-com:office:office" xmlns:r="http://schemas.openxmlformats.org/officeDocument/2006/relationships" xmlns:m="http://schemas.openxmlformats.org/officeDocument/2006/math" xmlns:v="urn:schemas-microsoft-com:vml" xmlns:wp14="http://schemas.microsoft.com/office/word/2010/wordprocessingDrawing" xmlns:wp="http://schemas.openxmlformats.org/drawingml/2006/wordprocessingDrawing" xmlns:w10="urn:schemas-microsoft-com:office:word" xmlns:w="http://schemas.openxmlformats.org/wordprocessingml/2006/main" xmlns:w14="http://schemas.microsoft.com/office/word/2010/wordml" xmlns:w15="http://schemas.microsoft.com/office/word/2012/wordml" xmlns:w16cid="http://schemas.microsoft.com/office/word/2016/wordml/cid" xmlns:w16se="http://schemas.microsoft.com/office/word/2015/wordml/symex" xmlns:wpg="http://schemas.microsoft.com/office/word/2010/wordprocessingGroup" xmlns:wpi="http://schemas.microsoft.com/office/word/2010/wordprocessingInk" xmlns:wne="http://schemas.microsoft.com/office/word/2006/wordml" xmlns:wps="http://schemas.microsoft.com/office/word/2010/wordprocessingShape" mc:Ignorable="w14 w15 w16se w16cid wp14">
+<w:document xmlns:wpc="http://schemas.microsoft.com/office/word/2010/wordprocessingCanvas" xmlns:cx="http://schemas.microsoft.com/office/drawing/2014/chartex" xmlns:cx1="http://schemas.microsoft.com/office/drawing/2015/9/8/chartex" xmlns:cx2="http://schemas.microsoft.com/office/drawing/2015/10/21/chartex" xmlns:cx3="http://schemas.microsoft.com/office/drawing/2016/5/9/chartex" xmlns:cx4="http://schemas.microsoft.com/office/drawing/2016/5/10/chartex" xmlns:cx5="http://schemas.microsoft.com/office/drawing/2016/5/11/chartex" xmlns:cx6="http://schemas.microsoft.com/office/drawing/2016/5/12/chartex" xmlns:cx7="http://schemas.microsoft.com/office/drawing/2016/5/13/chartex" xmlns:cx8="http://schemas.microsoft.com/office/drawing/2016/5/14/chartex" xmlns:mc="http://schemas.openxmlformats.org/markup-compatibility/2006" xmlns:aink="http://schemas.microsoft.com/office/drawing/2016/ink" xmlns:am3d="http://schemas.microsoft.com/office/drawing/2017/model3d" xmlns:o="urn:schemas-microsoft-com:office:office" xmlns:r="http://schemas.openxmlformats.org/officeDocument/2006/relationships" xmlns:m="http://schemas.openxmlformats.org/officeDocument/2006/math" xmlns:v="urn:schemas-microsoft-com:vml" xmlns:wp14="http://schemas.microsoft.com/office/word/2010/wordprocessingDrawing" xmlns:wp="http://schemas.openxmlformats.org/drawingml/2006/wordprocessingDrawing" xmlns:w10="urn:schemas-microsoft-com:office:word" xmlns:w="http://schemas.openxmlformats.org/wordprocessingml/2006/main" xmlns:w14="http://schemas.microsoft.com/office/word/2010/wordml" xmlns:w15="http://schemas.microsoft.com/office/word/2012/wordml" xmlns:w16cex="http://schemas.microsoft.com/office/word/2018/wordml/cex" xmlns:w16cid="http://schemas.microsoft.com/office/word/2016/wordml/cid" xmlns:w16="http://schemas.microsoft.com/office/word/2018/wordml" xmlns:w16sdtdh="http://schemas.microsoft.com/office/word/2020/wordml/sdtdatahash" xmlns:w16se="http://schemas.microsoft.com/office/word/2015/wordml/symex" xmlns:wpg="http://schemas.microsoft.com/office/word/2010/wordprocessingGroup" xmlns:wpi="http://schemas.microsoft.com/office/word/2010/wordprocessingInk" xmlns:wne="http://schemas.microsoft.com/office/word/2006/wordml" xmlns:wps="http://schemas.microsoft.com/office/word/2010/wordprocessingShape" mc:Ignorable="w14 w15 w16se w16cid w16 w16cex w16sdtdh wp14">
   <w:body>
     <w:p>
       <w:pPr>
@@ -10,7 +10,6 @@
           <w:b/>
         </w:rPr>
       </w:pPr>
-      <w:proofErr w:type="spellStart"/>
       <w:r>
         <w:rPr>
           <w:b/>
@@ -23,26 +22,11 @@
         </w:rPr>
         <w:t>booker</w:t>
       </w:r>
-      <w:proofErr w:type="spellEnd"/>
       <w:r>
         <w:rPr>
           <w:b/>
         </w:rPr>
-        <w:t xml:space="preserve"> </w:t>
-      </w:r>
-      <w:proofErr w:type="spellStart"/>
-      <w:r>
-        <w:rPr>
-          <w:b/>
-        </w:rPr>
-        <w:t>system</w:t>
-      </w:r>
-      <w:proofErr w:type="spellEnd"/>
-      <w:r>
-        <w:rPr>
-          <w:b/>
-        </w:rPr>
-        <w:t>-Adatbázis</w:t>
+        <w:t xml:space="preserve"> system-Adatbázis</w:t>
       </w:r>
     </w:p>
     <w:p>
@@ -66,47 +50,16 @@
           <w:b/>
         </w:rPr>
       </w:pPr>
-      <w:proofErr w:type="spellStart"/>
       <w:r>
         <w:rPr>
           <w:b/>
         </w:rPr>
         <w:t>felhasznalo</w:t>
       </w:r>
-      <w:proofErr w:type="spellEnd"/>
     </w:p>
     <w:p>
-      <w:proofErr w:type="spellStart"/>
       <w:r>
-        <w:t>felhasznalo_id</w:t>
-      </w:r>
-      <w:proofErr w:type="spellEnd"/>
-      <w:r>
-        <w:t xml:space="preserve">, </w:t>
-      </w:r>
-      <w:proofErr w:type="spellStart"/>
-      <w:r>
-        <w:t>nev</w:t>
-      </w:r>
-      <w:proofErr w:type="spellEnd"/>
-      <w:r>
-        <w:t xml:space="preserve">, email, </w:t>
-      </w:r>
-      <w:proofErr w:type="spellStart"/>
-      <w:r>
-        <w:t>jelszo</w:t>
-      </w:r>
-      <w:proofErr w:type="spellEnd"/>
-      <w:r>
-        <w:t xml:space="preserve">, </w:t>
-      </w:r>
-      <w:proofErr w:type="spellStart"/>
-      <w:r>
-        <w:t>engedely</w:t>
-      </w:r>
-      <w:proofErr w:type="spellEnd"/>
-      <w:r>
-        <w:t>, szerep</w:t>
+        <w:t>felhasznalo_id, nev, email, jelszo, engedely, szerep</w:t>
       </w:r>
     </w:p>
     <w:p>
@@ -115,29 +68,17 @@
           <w:b/>
         </w:rPr>
       </w:pPr>
-      <w:proofErr w:type="spellStart"/>
       <w:r>
         <w:rPr>
           <w:b/>
         </w:rPr>
         <w:t>fodrasz</w:t>
       </w:r>
-      <w:proofErr w:type="spellEnd"/>
     </w:p>
     <w:p>
-      <w:proofErr w:type="spellStart"/>
       <w:r>
-        <w:t>fodrasz_id</w:t>
+        <w:t>fodrasz_id, nev</w:t>
       </w:r>
-      <w:proofErr w:type="spellEnd"/>
-      <w:r>
-        <w:t xml:space="preserve">, </w:t>
-      </w:r>
-      <w:proofErr w:type="spellStart"/>
-      <w:r>
-        <w:t>nev</w:t>
-      </w:r>
-      <w:proofErr w:type="spellEnd"/>
     </w:p>
     <w:p>
       <w:pPr>
@@ -145,69 +86,17 @@
           <w:b/>
         </w:rPr>
       </w:pPr>
-      <w:proofErr w:type="spellStart"/>
       <w:r>
         <w:rPr>
           <w:b/>
         </w:rPr>
         <w:t>munkaido</w:t>
       </w:r>
-      <w:proofErr w:type="spellEnd"/>
     </w:p>
     <w:p>
-      <w:proofErr w:type="spellStart"/>
       <w:r>
-        <w:t>munkaido_id</w:t>
+        <w:t>munkaido_id, fodrasz_id, het_napja, nyitas, zaras, ebed_kezdete, ebed_vege</w:t>
       </w:r>
-      <w:proofErr w:type="spellEnd"/>
-      <w:r>
-        <w:t xml:space="preserve">, </w:t>
-      </w:r>
-      <w:proofErr w:type="spellStart"/>
-      <w:r>
-        <w:t>fodrasz_id</w:t>
-      </w:r>
-      <w:proofErr w:type="spellEnd"/>
-      <w:r>
-        <w:t xml:space="preserve">, </w:t>
-      </w:r>
-      <w:proofErr w:type="spellStart"/>
-      <w:r>
-        <w:t>het_napja</w:t>
-      </w:r>
-      <w:proofErr w:type="spellEnd"/>
-      <w:r>
-        <w:t xml:space="preserve">, </w:t>
-      </w:r>
-      <w:proofErr w:type="spellStart"/>
-      <w:r>
-        <w:t>nyitas</w:t>
-      </w:r>
-      <w:proofErr w:type="spellEnd"/>
-      <w:r>
-        <w:t xml:space="preserve">, </w:t>
-      </w:r>
-      <w:proofErr w:type="spellStart"/>
-      <w:r>
-        <w:t>zaras</w:t>
-      </w:r>
-      <w:proofErr w:type="spellEnd"/>
-      <w:r>
-        <w:t xml:space="preserve">, </w:t>
-      </w:r>
-      <w:proofErr w:type="spellStart"/>
-      <w:r>
-        <w:t>ebed_kezdete</w:t>
-      </w:r>
-      <w:proofErr w:type="spellEnd"/>
-      <w:r>
-        <w:t xml:space="preserve">, </w:t>
-      </w:r>
-      <w:proofErr w:type="spellStart"/>
-      <w:r>
-        <w:t>ebed_vege</w:t>
-      </w:r>
-      <w:proofErr w:type="spellEnd"/>
     </w:p>
     <w:p>
       <w:pPr>
@@ -215,45 +104,17 @@
           <w:b/>
         </w:rPr>
       </w:pPr>
-      <w:proofErr w:type="spellStart"/>
       <w:r>
         <w:rPr>
           <w:b/>
         </w:rPr>
         <w:t>szolgaltatas</w:t>
       </w:r>
-      <w:proofErr w:type="spellEnd"/>
     </w:p>
     <w:p>
-      <w:proofErr w:type="spellStart"/>
       <w:r>
-        <w:t>szolgaltatas_id</w:t>
+        <w:t>szolgaltatas_id, tipus, ido, ar</w:t>
       </w:r>
-      <w:proofErr w:type="spellEnd"/>
-      <w:r>
-        <w:t xml:space="preserve">, </w:t>
-      </w:r>
-      <w:proofErr w:type="spellStart"/>
-      <w:r>
-        <w:t>tipus</w:t>
-      </w:r>
-      <w:proofErr w:type="spellEnd"/>
-      <w:r>
-        <w:t xml:space="preserve">, </w:t>
-      </w:r>
-      <w:proofErr w:type="spellStart"/>
-      <w:r>
-        <w:t>ido</w:t>
-      </w:r>
-      <w:proofErr w:type="spellEnd"/>
-      <w:r>
-        <w:t xml:space="preserve">, </w:t>
-      </w:r>
-      <w:proofErr w:type="spellStart"/>
-      <w:r>
-        <w:t>ar</w:t>
-      </w:r>
-      <w:proofErr w:type="spellEnd"/>
     </w:p>
     <w:p>
       <w:pPr>
@@ -261,63 +122,16 @@
           <w:b/>
         </w:rPr>
       </w:pPr>
-      <w:proofErr w:type="spellStart"/>
       <w:r>
         <w:rPr>
           <w:b/>
         </w:rPr>
         <w:t>idopont</w:t>
       </w:r>
-      <w:proofErr w:type="spellEnd"/>
     </w:p>
     <w:p>
-      <w:proofErr w:type="spellStart"/>
       <w:r>
-        <w:t>idopont_id</w:t>
-      </w:r>
-      <w:proofErr w:type="spellEnd"/>
-      <w:r>
-        <w:t xml:space="preserve">, </w:t>
-      </w:r>
-      <w:proofErr w:type="spellStart"/>
-      <w:r>
-        <w:t>felhasznalo_id</w:t>
-      </w:r>
-      <w:proofErr w:type="spellEnd"/>
-      <w:r>
-        <w:t xml:space="preserve">, </w:t>
-      </w:r>
-      <w:proofErr w:type="spellStart"/>
-      <w:r>
-        <w:t>fodrasz_id</w:t>
-      </w:r>
-      <w:proofErr w:type="spellEnd"/>
-      <w:r>
-        <w:t xml:space="preserve">, </w:t>
-      </w:r>
-      <w:proofErr w:type="spellStart"/>
-      <w:r>
-        <w:t>szolgaltatas_id</w:t>
-      </w:r>
-      <w:proofErr w:type="spellEnd"/>
-      <w:r>
-        <w:t xml:space="preserve">, </w:t>
-      </w:r>
-      <w:proofErr w:type="spellStart"/>
-      <w:r>
-        <w:t>idopont_datuma</w:t>
-      </w:r>
-      <w:proofErr w:type="spellEnd"/>
-      <w:r>
-        <w:t xml:space="preserve">, </w:t>
-      </w:r>
-      <w:proofErr w:type="spellStart"/>
-      <w:r>
-        <w:t>kezdesi_ido</w:t>
-      </w:r>
-      <w:proofErr w:type="spellEnd"/>
-      <w:r>
-        <w:t>, allapot</w:t>
+        <w:t>idopont_id, felhasznalo_id, fodrasz_id, szolgaltatas_id, idopont_datuma, kezdesi_ido, allapot</w:t>
       </w:r>
     </w:p>
     <w:p/>
@@ -367,14 +181,12 @@
                 <w:b/>
               </w:rPr>
             </w:pPr>
-            <w:proofErr w:type="spellStart"/>
             <w:r>
               <w:rPr>
                 <w:b/>
               </w:rPr>
               <w:t>felhasznalo</w:t>
             </w:r>
-            <w:proofErr w:type="spellEnd"/>
           </w:p>
         </w:tc>
       </w:tr>
@@ -424,7 +236,6 @@
                 <w:b/>
               </w:rPr>
             </w:pPr>
-            <w:proofErr w:type="spellStart"/>
             <w:r>
               <w:rPr>
                 <w:b/>
@@ -437,7 +248,6 @@
               </w:rPr>
               <w:t>_id</w:t>
             </w:r>
-            <w:proofErr w:type="spellEnd"/>
           </w:p>
         </w:tc>
         <w:tc>
@@ -454,23 +264,18 @@
           <w:tcPr>
             <w:tcW w:w="3021" w:type="dxa"/>
           </w:tcPr>
-          <w:p>
-            <w:bookmarkStart w:id="0" w:name="_GoBack"/>
-            <w:bookmarkEnd w:id="0"/>
-          </w:p>
-        </w:tc>
-      </w:tr>
-      <w:tr>
-        <w:tc>
-          <w:tcPr>
-            <w:tcW w:w="3020" w:type="dxa"/>
-          </w:tcPr>
-          <w:p>
-            <w:proofErr w:type="spellStart"/>
+          <w:p/>
+        </w:tc>
+      </w:tr>
+      <w:tr>
+        <w:tc>
+          <w:tcPr>
+            <w:tcW w:w="3020" w:type="dxa"/>
+          </w:tcPr>
+          <w:p>
             <w:r>
               <w:t>nev</w:t>
             </w:r>
-            <w:proofErr w:type="spellEnd"/>
           </w:p>
         </w:tc>
         <w:tc>
@@ -524,11 +329,9 @@
             <w:tcW w:w="3020" w:type="dxa"/>
           </w:tcPr>
           <w:p>
-            <w:proofErr w:type="spellStart"/>
             <w:r>
               <w:t>jelszo</w:t>
             </w:r>
-            <w:proofErr w:type="spellEnd"/>
           </w:p>
         </w:tc>
         <w:tc>
@@ -554,11 +357,9 @@
             <w:tcW w:w="3020" w:type="dxa"/>
           </w:tcPr>
           <w:p>
-            <w:proofErr w:type="spellStart"/>
             <w:r>
               <w:t>engedely</w:t>
             </w:r>
-            <w:proofErr w:type="spellEnd"/>
           </w:p>
         </w:tc>
         <w:tc>
@@ -612,13 +413,8 @@
           </w:tcPr>
           <w:p>
             <w:r>
-              <w:t>U-felhasználó, A-</w:t>
-            </w:r>
-            <w:proofErr w:type="spellStart"/>
-            <w:r>
-              <w:t>admin</w:t>
-            </w:r>
-            <w:proofErr w:type="spellEnd"/>
+              <w:t>U-felhasználó, A-admin</w:t>
+            </w:r>
           </w:p>
         </w:tc>
       </w:tr>
@@ -648,14 +444,12 @@
                 <w:b/>
               </w:rPr>
             </w:pPr>
-            <w:proofErr w:type="spellStart"/>
             <w:r>
               <w:rPr>
                 <w:b/>
               </w:rPr>
               <w:t>fodrasz</w:t>
             </w:r>
-            <w:proofErr w:type="spellEnd"/>
           </w:p>
         </w:tc>
       </w:tr>
@@ -705,7 +499,6 @@
                 <w:b/>
               </w:rPr>
             </w:pPr>
-            <w:proofErr w:type="spellStart"/>
             <w:r>
               <w:rPr>
                 <w:b/>
@@ -718,7 +511,6 @@
               </w:rPr>
               <w:t>_id</w:t>
             </w:r>
-            <w:proofErr w:type="spellEnd"/>
           </w:p>
         </w:tc>
         <w:tc>
@@ -735,24 +527,18 @@
           <w:tcPr>
             <w:tcW w:w="3021" w:type="dxa"/>
           </w:tcPr>
-          <w:p>
-            <w:r>
-              <w:t>kulcs</w:t>
-            </w:r>
-          </w:p>
-        </w:tc>
-      </w:tr>
-      <w:tr>
-        <w:tc>
-          <w:tcPr>
-            <w:tcW w:w="3020" w:type="dxa"/>
-          </w:tcPr>
-          <w:p>
-            <w:proofErr w:type="spellStart"/>
+          <w:p/>
+        </w:tc>
+      </w:tr>
+      <w:tr>
+        <w:tc>
+          <w:tcPr>
+            <w:tcW w:w="3020" w:type="dxa"/>
+          </w:tcPr>
+          <w:p>
             <w:r>
               <w:t>nev</w:t>
             </w:r>
-            <w:proofErr w:type="spellEnd"/>
           </w:p>
         </w:tc>
         <w:tc>
@@ -798,14 +584,12 @@
                 <w:b/>
               </w:rPr>
             </w:pPr>
-            <w:proofErr w:type="spellStart"/>
             <w:r>
               <w:rPr>
                 <w:b/>
               </w:rPr>
               <w:t>munkaido</w:t>
             </w:r>
-            <w:proofErr w:type="spellEnd"/>
           </w:p>
         </w:tc>
       </w:tr>
@@ -855,7 +639,6 @@
                 <w:b/>
               </w:rPr>
             </w:pPr>
-            <w:proofErr w:type="spellStart"/>
             <w:r>
               <w:rPr>
                 <w:b/>
@@ -868,7 +651,6 @@
               </w:rPr>
               <w:t>_id</w:t>
             </w:r>
-            <w:proofErr w:type="spellEnd"/>
           </w:p>
         </w:tc>
         <w:tc>
@@ -894,11 +676,9 @@
             <w:tcW w:w="3020" w:type="dxa"/>
           </w:tcPr>
           <w:p>
-            <w:proofErr w:type="spellStart"/>
             <w:r>
               <w:t>fodrasz_id</w:t>
             </w:r>
-            <w:proofErr w:type="spellEnd"/>
           </w:p>
         </w:tc>
         <w:tc>
@@ -924,11 +704,9 @@
             <w:tcW w:w="3020" w:type="dxa"/>
           </w:tcPr>
           <w:p>
-            <w:proofErr w:type="spellStart"/>
             <w:r>
               <w:t>het_napja</w:t>
             </w:r>
-            <w:proofErr w:type="spellEnd"/>
           </w:p>
         </w:tc>
         <w:tc>
@@ -954,11 +732,9 @@
             <w:tcW w:w="3020" w:type="dxa"/>
           </w:tcPr>
           <w:p>
-            <w:proofErr w:type="spellStart"/>
             <w:r>
               <w:t>nyitas</w:t>
             </w:r>
-            <w:proofErr w:type="spellEnd"/>
           </w:p>
         </w:tc>
         <w:tc>
@@ -976,27 +752,27 @@
             <w:tcW w:w="3021" w:type="dxa"/>
           </w:tcPr>
           <w:p>
-            <w:proofErr w:type="spellStart"/>
-            <w:proofErr w:type="gramStart"/>
-            <w:r>
-              <w:t>óra:perc</w:t>
-            </w:r>
-            <w:proofErr w:type="spellEnd"/>
-            <w:proofErr w:type="gramEnd"/>
-          </w:p>
-        </w:tc>
-      </w:tr>
-      <w:tr>
-        <w:tc>
-          <w:tcPr>
-            <w:tcW w:w="3020" w:type="dxa"/>
-          </w:tcPr>
-          <w:p>
-            <w:proofErr w:type="spellStart"/>
+            <w:r>
+              <w:t>óra</w:t>
+            </w:r>
+            <w:r>
+              <w:t>/</w:t>
+            </w:r>
+            <w:r>
+              <w:t>perc</w:t>
+            </w:r>
+          </w:p>
+        </w:tc>
+      </w:tr>
+      <w:tr>
+        <w:tc>
+          <w:tcPr>
+            <w:tcW w:w="3020" w:type="dxa"/>
+          </w:tcPr>
+          <w:p>
             <w:r>
               <w:t>zaras</w:t>
             </w:r>
-            <w:proofErr w:type="spellEnd"/>
           </w:p>
         </w:tc>
         <w:tc>
@@ -1014,27 +790,27 @@
             <w:tcW w:w="3021" w:type="dxa"/>
           </w:tcPr>
           <w:p>
-            <w:proofErr w:type="spellStart"/>
-            <w:proofErr w:type="gramStart"/>
-            <w:r>
-              <w:t>óra:perc</w:t>
-            </w:r>
-            <w:proofErr w:type="spellEnd"/>
-            <w:proofErr w:type="gramEnd"/>
-          </w:p>
-        </w:tc>
-      </w:tr>
-      <w:tr>
-        <w:tc>
-          <w:tcPr>
-            <w:tcW w:w="3020" w:type="dxa"/>
-          </w:tcPr>
-          <w:p>
-            <w:proofErr w:type="spellStart"/>
+            <w:r>
+              <w:t>óra</w:t>
+            </w:r>
+            <w:r>
+              <w:t>/</w:t>
+            </w:r>
+            <w:r>
+              <w:t>perc</w:t>
+            </w:r>
+          </w:p>
+        </w:tc>
+      </w:tr>
+      <w:tr>
+        <w:tc>
+          <w:tcPr>
+            <w:tcW w:w="3020" w:type="dxa"/>
+          </w:tcPr>
+          <w:p>
             <w:r>
               <w:t>ebed_kezdete</w:t>
             </w:r>
-            <w:proofErr w:type="spellEnd"/>
           </w:p>
         </w:tc>
         <w:tc>
@@ -1052,27 +828,27 @@
             <w:tcW w:w="3021" w:type="dxa"/>
           </w:tcPr>
           <w:p>
-            <w:proofErr w:type="spellStart"/>
-            <w:proofErr w:type="gramStart"/>
-            <w:r>
-              <w:t>óra:perc</w:t>
-            </w:r>
-            <w:proofErr w:type="spellEnd"/>
-            <w:proofErr w:type="gramEnd"/>
-          </w:p>
-        </w:tc>
-      </w:tr>
-      <w:tr>
-        <w:tc>
-          <w:tcPr>
-            <w:tcW w:w="3020" w:type="dxa"/>
-          </w:tcPr>
-          <w:p>
-            <w:proofErr w:type="spellStart"/>
+            <w:r>
+              <w:t>óra</w:t>
+            </w:r>
+            <w:r>
+              <w:t>/</w:t>
+            </w:r>
+            <w:r>
+              <w:t>perc</w:t>
+            </w:r>
+          </w:p>
+        </w:tc>
+      </w:tr>
+      <w:tr>
+        <w:tc>
+          <w:tcPr>
+            <w:tcW w:w="3020" w:type="dxa"/>
+          </w:tcPr>
+          <w:p>
             <w:r>
               <w:t>ebed_vege</w:t>
             </w:r>
-            <w:proofErr w:type="spellEnd"/>
           </w:p>
         </w:tc>
         <w:tc>
@@ -1090,13 +866,15 @@
             <w:tcW w:w="3021" w:type="dxa"/>
           </w:tcPr>
           <w:p>
-            <w:proofErr w:type="spellStart"/>
-            <w:proofErr w:type="gramStart"/>
-            <w:r>
-              <w:t>óra:perc</w:t>
-            </w:r>
-            <w:proofErr w:type="spellEnd"/>
-            <w:proofErr w:type="gramEnd"/>
+            <w:r>
+              <w:t>óra</w:t>
+            </w:r>
+            <w:r>
+              <w:t>/</w:t>
+            </w:r>
+            <w:r>
+              <w:t>perc</w:t>
+            </w:r>
           </w:p>
         </w:tc>
       </w:tr>
@@ -1126,7 +904,6 @@
                 <w:b/>
               </w:rPr>
             </w:pPr>
-            <w:proofErr w:type="spellStart"/>
             <w:r>
               <w:rPr>
                 <w:b/>
@@ -1134,7 +911,6 @@
               <w:lastRenderedPageBreak/>
               <w:t>szolgaltatas</w:t>
             </w:r>
-            <w:proofErr w:type="spellEnd"/>
           </w:p>
         </w:tc>
       </w:tr>
@@ -1184,7 +960,6 @@
                 <w:b/>
               </w:rPr>
             </w:pPr>
-            <w:proofErr w:type="spellStart"/>
             <w:r>
               <w:rPr>
                 <w:b/>
@@ -1197,7 +972,6 @@
               </w:rPr>
               <w:t>_id</w:t>
             </w:r>
-            <w:proofErr w:type="spellEnd"/>
           </w:p>
         </w:tc>
         <w:tc>
@@ -1223,11 +997,9 @@
             <w:tcW w:w="3020" w:type="dxa"/>
           </w:tcPr>
           <w:p>
-            <w:proofErr w:type="spellStart"/>
             <w:r>
               <w:t>tipus</w:t>
             </w:r>
-            <w:proofErr w:type="spellEnd"/>
           </w:p>
         </w:tc>
         <w:tc>
@@ -1244,20 +1016,22 @@
           <w:tcPr>
             <w:tcW w:w="3021" w:type="dxa"/>
           </w:tcPr>
-          <w:p/>
-        </w:tc>
-      </w:tr>
-      <w:tr>
-        <w:tc>
-          <w:tcPr>
-            <w:tcW w:w="3020" w:type="dxa"/>
-          </w:tcPr>
-          <w:p>
-            <w:proofErr w:type="spellStart"/>
+          <w:p>
+            <w:r>
+              <w:t>vágás típusa</w:t>
+            </w:r>
+          </w:p>
+        </w:tc>
+      </w:tr>
+      <w:tr>
+        <w:tc>
+          <w:tcPr>
+            <w:tcW w:w="3020" w:type="dxa"/>
+          </w:tcPr>
+          <w:p>
             <w:r>
               <w:t>ido</w:t>
             </w:r>
-            <w:proofErr w:type="spellEnd"/>
           </w:p>
         </w:tc>
         <w:tc>
@@ -1274,20 +1048,22 @@
           <w:tcPr>
             <w:tcW w:w="3021" w:type="dxa"/>
           </w:tcPr>
-          <w:p/>
-        </w:tc>
-      </w:tr>
-      <w:tr>
-        <w:tc>
-          <w:tcPr>
-            <w:tcW w:w="3020" w:type="dxa"/>
-          </w:tcPr>
-          <w:p>
-            <w:proofErr w:type="spellStart"/>
+          <w:p>
+            <w:r>
+              <w:t>1 = 20 percnek felel meg</w:t>
+            </w:r>
+          </w:p>
+        </w:tc>
+      </w:tr>
+      <w:tr>
+        <w:tc>
+          <w:tcPr>
+            <w:tcW w:w="3020" w:type="dxa"/>
+          </w:tcPr>
+          <w:p>
             <w:r>
               <w:t>ar</w:t>
             </w:r>
-            <w:proofErr w:type="spellEnd"/>
           </w:p>
         </w:tc>
         <w:tc>
@@ -1333,14 +1109,12 @@
                 <w:b/>
               </w:rPr>
             </w:pPr>
-            <w:proofErr w:type="spellStart"/>
             <w:r>
               <w:rPr>
                 <w:b/>
               </w:rPr>
               <w:t>idopont</w:t>
             </w:r>
-            <w:proofErr w:type="spellEnd"/>
           </w:p>
         </w:tc>
       </w:tr>
@@ -1390,7 +1164,6 @@
                 <w:b/>
               </w:rPr>
             </w:pPr>
-            <w:proofErr w:type="spellStart"/>
             <w:r>
               <w:rPr>
                 <w:b/>
@@ -1403,7 +1176,6 @@
               </w:rPr>
               <w:t>_id</w:t>
             </w:r>
-            <w:proofErr w:type="spellEnd"/>
           </w:p>
         </w:tc>
         <w:tc>
@@ -1429,11 +1201,9 @@
             <w:tcW w:w="3020" w:type="dxa"/>
           </w:tcPr>
           <w:p>
-            <w:proofErr w:type="spellStart"/>
             <w:r>
               <w:t>felhasznalo_id</w:t>
             </w:r>
-            <w:proofErr w:type="spellEnd"/>
           </w:p>
         </w:tc>
         <w:tc>
@@ -1459,11 +1229,9 @@
             <w:tcW w:w="3020" w:type="dxa"/>
           </w:tcPr>
           <w:p>
-            <w:proofErr w:type="spellStart"/>
             <w:r>
               <w:t>fodrasz_id</w:t>
             </w:r>
-            <w:proofErr w:type="spellEnd"/>
           </w:p>
         </w:tc>
         <w:tc>
@@ -1489,11 +1257,9 @@
             <w:tcW w:w="3020" w:type="dxa"/>
           </w:tcPr>
           <w:p>
-            <w:proofErr w:type="spellStart"/>
             <w:r>
               <w:t>szolgaltatas_id</w:t>
             </w:r>
-            <w:proofErr w:type="spellEnd"/>
           </w:p>
         </w:tc>
         <w:tc>
@@ -1519,11 +1285,9 @@
             <w:tcW w:w="3020" w:type="dxa"/>
           </w:tcPr>
           <w:p>
-            <w:proofErr w:type="spellStart"/>
             <w:r>
               <w:t>idopont_datuma</w:t>
             </w:r>
-            <w:proofErr w:type="spellEnd"/>
           </w:p>
         </w:tc>
         <w:tc>
@@ -1540,20 +1304,22 @@
           <w:tcPr>
             <w:tcW w:w="3021" w:type="dxa"/>
           </w:tcPr>
-          <w:p/>
-        </w:tc>
-      </w:tr>
-      <w:tr>
-        <w:tc>
-          <w:tcPr>
-            <w:tcW w:w="3020" w:type="dxa"/>
-          </w:tcPr>
-          <w:p>
-            <w:proofErr w:type="spellStart"/>
+          <w:p>
+            <w:r>
+              <w:t>dátum</w:t>
+            </w:r>
+          </w:p>
+        </w:tc>
+      </w:tr>
+      <w:tr>
+        <w:tc>
+          <w:tcPr>
+            <w:tcW w:w="3020" w:type="dxa"/>
+          </w:tcPr>
+          <w:p>
             <w:r>
               <w:t>kezdesi_ido</w:t>
             </w:r>
-            <w:proofErr w:type="spellEnd"/>
           </w:p>
         </w:tc>
         <w:tc>
@@ -1570,7 +1336,11 @@
           <w:tcPr>
             <w:tcW w:w="3021" w:type="dxa"/>
           </w:tcPr>
-          <w:p/>
+          <w:p>
+            <w:r>
+              <w:t>kezdési idő (óra/perc)</w:t>
+            </w:r>
+          </w:p>
         </w:tc>
       </w:tr>
       <w:tr>
@@ -1598,7 +1368,11 @@
           <w:tcPr>
             <w:tcW w:w="3021" w:type="dxa"/>
           </w:tcPr>
-          <w:p/>
+          <w:p>
+            <w:r>
+              <w:t>foglalva, lemondva</w:t>
+            </w:r>
+          </w:p>
         </w:tc>
       </w:tr>
     </w:tbl>
@@ -1614,7 +1388,7 @@
 </file>
 
 <file path=word/numbering.xml><?xml version="1.0" encoding="utf-8"?>
-<w:numbering xmlns:wpc="http://schemas.microsoft.com/office/word/2010/wordprocessingCanvas" xmlns:cx="http://schemas.microsoft.com/office/drawing/2014/chartex" xmlns:cx1="http://schemas.microsoft.com/office/drawing/2015/9/8/chartex" xmlns:cx2="http://schemas.microsoft.com/office/drawing/2015/10/21/chartex" xmlns:cx3="http://schemas.microsoft.com/office/drawing/2016/5/9/chartex" xmlns:cx4="http://schemas.microsoft.com/office/drawing/2016/5/10/chartex" xmlns:cx5="http://schemas.microsoft.com/office/drawing/2016/5/11/chartex" xmlns:cx6="http://schemas.microsoft.com/office/drawing/2016/5/12/chartex" xmlns:cx7="http://schemas.microsoft.com/office/drawing/2016/5/13/chartex" xmlns:cx8="http://schemas.microsoft.com/office/drawing/2016/5/14/chartex" xmlns:mc="http://schemas.openxmlformats.org/markup-compatibility/2006" xmlns:aink="http://schemas.microsoft.com/office/drawing/2016/ink" xmlns:am3d="http://schemas.microsoft.com/office/drawing/2017/model3d" xmlns:o="urn:schemas-microsoft-com:office:office" xmlns:r="http://schemas.openxmlformats.org/officeDocument/2006/relationships" xmlns:m="http://schemas.openxmlformats.org/officeDocument/2006/math" xmlns:v="urn:schemas-microsoft-com:vml" xmlns:wp14="http://schemas.microsoft.com/office/word/2010/wordprocessingDrawing" xmlns:wp="http://schemas.openxmlformats.org/drawingml/2006/wordprocessingDrawing" xmlns:w10="urn:schemas-microsoft-com:office:word" xmlns:w="http://schemas.openxmlformats.org/wordprocessingml/2006/main" xmlns:w14="http://schemas.microsoft.com/office/word/2010/wordml" xmlns:w15="http://schemas.microsoft.com/office/word/2012/wordml" xmlns:w16cid="http://schemas.microsoft.com/office/word/2016/wordml/cid" xmlns:w16se="http://schemas.microsoft.com/office/word/2015/wordml/symex" xmlns:wpg="http://schemas.microsoft.com/office/word/2010/wordprocessingGroup" xmlns:wpi="http://schemas.microsoft.com/office/word/2010/wordprocessingInk" xmlns:wne="http://schemas.microsoft.com/office/word/2006/wordml" xmlns:wps="http://schemas.microsoft.com/office/word/2010/wordprocessingShape" mc:Ignorable="w14 w15 w16se w16cid wp14">
+<w:numbering xmlns:wpc="http://schemas.microsoft.com/office/word/2010/wordprocessingCanvas" xmlns:cx="http://schemas.microsoft.com/office/drawing/2014/chartex" xmlns:cx1="http://schemas.microsoft.com/office/drawing/2015/9/8/chartex" xmlns:cx2="http://schemas.microsoft.com/office/drawing/2015/10/21/chartex" xmlns:cx3="http://schemas.microsoft.com/office/drawing/2016/5/9/chartex" xmlns:cx4="http://schemas.microsoft.com/office/drawing/2016/5/10/chartex" xmlns:cx5="http://schemas.microsoft.com/office/drawing/2016/5/11/chartex" xmlns:cx6="http://schemas.microsoft.com/office/drawing/2016/5/12/chartex" xmlns:cx7="http://schemas.microsoft.com/office/drawing/2016/5/13/chartex" xmlns:cx8="http://schemas.microsoft.com/office/drawing/2016/5/14/chartex" xmlns:mc="http://schemas.openxmlformats.org/markup-compatibility/2006" xmlns:aink="http://schemas.microsoft.com/office/drawing/2016/ink" xmlns:am3d="http://schemas.microsoft.com/office/drawing/2017/model3d" xmlns:o="urn:schemas-microsoft-com:office:office" xmlns:r="http://schemas.openxmlformats.org/officeDocument/2006/relationships" xmlns:m="http://schemas.openxmlformats.org/officeDocument/2006/math" xmlns:v="urn:schemas-microsoft-com:vml" xmlns:wp14="http://schemas.microsoft.com/office/word/2010/wordprocessingDrawing" xmlns:wp="http://schemas.openxmlformats.org/drawingml/2006/wordprocessingDrawing" xmlns:w10="urn:schemas-microsoft-com:office:word" xmlns:w="http://schemas.openxmlformats.org/wordprocessingml/2006/main" xmlns:w14="http://schemas.microsoft.com/office/word/2010/wordml" xmlns:w15="http://schemas.microsoft.com/office/word/2012/wordml" xmlns:w16cex="http://schemas.microsoft.com/office/word/2018/wordml/cex" xmlns:w16cid="http://schemas.microsoft.com/office/word/2016/wordml/cid" xmlns:w16="http://schemas.microsoft.com/office/word/2018/wordml" xmlns:w16sdtdh="http://schemas.microsoft.com/office/word/2020/wordml/sdtdatahash" xmlns:w16se="http://schemas.microsoft.com/office/word/2015/wordml/symex" xmlns:wpg="http://schemas.microsoft.com/office/word/2010/wordprocessingGroup" xmlns:wpi="http://schemas.microsoft.com/office/word/2010/wordprocessingInk" xmlns:wne="http://schemas.microsoft.com/office/word/2006/wordml" xmlns:wps="http://schemas.microsoft.com/office/word/2010/wordprocessingShape" mc:Ignorable="w14 w15 w16se w16cid w16 w16cex w16sdtdh wp14">
   <w:abstractNum w:abstractNumId="0" w15:restartNumberingAfterBreak="0">
     <w:nsid w:val="34957F2D"/>
     <w:multiLevelType w:val="hybridMultilevel"/>
@@ -1711,7 +1485,7 @@
 </file>
 
 <file path=word/styles.xml><?xml version="1.0" encoding="utf-8"?>
-<w:styles xmlns:mc="http://schemas.openxmlformats.org/markup-compatibility/2006" xmlns:r="http://schemas.openxmlformats.org/officeDocument/2006/relationships" xmlns:w="http://schemas.openxmlformats.org/wordprocessingml/2006/main" xmlns:w14="http://schemas.microsoft.com/office/word/2010/wordml" xmlns:w15="http://schemas.microsoft.com/office/word/2012/wordml" xmlns:w16cid="http://schemas.microsoft.com/office/word/2016/wordml/cid" xmlns:w16se="http://schemas.microsoft.com/office/word/2015/wordml/symex" mc:Ignorable="w14 w15 w16se w16cid">
+<w:styles xmlns:mc="http://schemas.openxmlformats.org/markup-compatibility/2006" xmlns:r="http://schemas.openxmlformats.org/officeDocument/2006/relationships" xmlns:w="http://schemas.openxmlformats.org/wordprocessingml/2006/main" xmlns:w14="http://schemas.microsoft.com/office/word/2010/wordml" xmlns:w15="http://schemas.microsoft.com/office/word/2012/wordml" xmlns:w16cex="http://schemas.microsoft.com/office/word/2018/wordml/cex" xmlns:w16cid="http://schemas.microsoft.com/office/word/2016/wordml/cid" xmlns:w16="http://schemas.microsoft.com/office/word/2018/wordml" xmlns:w16sdtdh="http://schemas.microsoft.com/office/word/2020/wordml/sdtdatahash" xmlns:w16se="http://schemas.microsoft.com/office/word/2015/wordml/symex" mc:Ignorable="w14 w15 w16se w16cid w16 w16cex w16sdtdh">
   <w:docDefaults>
     <w:rPrDefault>
       <w:rPr>
@@ -1727,7 +1501,7 @@
       </w:pPr>
     </w:pPrDefault>
   </w:docDefaults>
-  <w:latentStyles w:defLockedState="0" w:defUIPriority="99" w:defSemiHidden="0" w:defUnhideWhenUsed="0" w:defQFormat="0" w:count="375">
+  <w:latentStyles w:defLockedState="0" w:defUIPriority="99" w:defSemiHidden="0" w:defUnhideWhenUsed="0" w:defQFormat="0" w:count="376">
     <w:lsdException w:name="Normal" w:uiPriority="0" w:qFormat="1"/>
     <w:lsdException w:name="heading 1" w:uiPriority="9" w:qFormat="1"/>
     <w:lsdException w:name="heading 2" w:semiHidden="1" w:uiPriority="9" w:unhideWhenUsed="1" w:qFormat="1"/>
@@ -1833,7 +1607,6 @@
     <w:lsdException w:name="HTML Sample" w:semiHidden="1" w:unhideWhenUsed="1"/>
     <w:lsdException w:name="HTML Typewriter" w:semiHidden="1" w:unhideWhenUsed="1"/>
     <w:lsdException w:name="HTML Variable" w:semiHidden="1" w:unhideWhenUsed="1"/>
-    <w:lsdException w:name="Normal Table" w:semiHidden="1" w:unhideWhenUsed="1"/>
     <w:lsdException w:name="annotation subject" w:semiHidden="1" w:unhideWhenUsed="1"/>
     <w:lsdException w:name="No List" w:semiHidden="1" w:unhideWhenUsed="1"/>
     <w:lsdException w:name="Outline List 1" w:semiHidden="1" w:unhideWhenUsed="1"/>
@@ -1880,10 +1653,8 @@
     <w:lsdException w:name="Table Subtle 2" w:semiHidden="1" w:unhideWhenUsed="1"/>
     <w:lsdException w:name="Table Web 1" w:semiHidden="1" w:unhideWhenUsed="1"/>
     <w:lsdException w:name="Table Web 2" w:semiHidden="1" w:unhideWhenUsed="1"/>
-    <w:lsdException w:name="Table Web 3" w:semiHidden="1" w:unhideWhenUsed="1"/>
     <w:lsdException w:name="Balloon Text" w:semiHidden="1" w:unhideWhenUsed="1"/>
     <w:lsdException w:name="Table Grid" w:uiPriority="39"/>
-    <w:lsdException w:name="Table Theme" w:semiHidden="1" w:unhideWhenUsed="1"/>
     <w:lsdException w:name="Placeholder Text" w:semiHidden="1"/>
     <w:lsdException w:name="No Spacing" w:uiPriority="1" w:qFormat="1"/>
     <w:lsdException w:name="Light Shading" w:uiPriority="60"/>
@@ -2103,6 +1874,7 @@
     <w:lsdException w:name="Smart Hyperlink" w:semiHidden="1" w:unhideWhenUsed="1"/>
     <w:lsdException w:name="Hashtag" w:semiHidden="1" w:unhideWhenUsed="1"/>
     <w:lsdException w:name="Unresolved Mention" w:semiHidden="1" w:unhideWhenUsed="1"/>
+    <w:lsdException w:name="Smart Link" w:semiHidden="1" w:unhideWhenUsed="1"/>
   </w:latentStyles>
   <w:style w:type="paragraph" w:default="1" w:styleId="Norml">
     <w:name w:val="Normal"/>
